--- a/data/revised_2026-10_full/outputs/v2/Physics/SS1.5_Moments_of_Equilibrium/Physics_Moments_of_Equilibrium_CBE_LessonSequence.docx
+++ b/data/revised_2026-10_full/outputs/v2/Physics/SS1.5_Moments_of_Equilibrium/Physics_Moments_of_Equilibrium_CBE_LessonSequence.docx
@@ -2258,7 +2258,7 @@
         </w:rPr>
         <w:t xml:space="preserve">© 2026 SeaVuria and ARES. This work is licensed under a </w:t>
       </w:r>
-      <w:hyperlink w:history="1" r:id="rIdttn8tifksl7ms7lpk1xo7">
+      <w:hyperlink w:history="1" r:id="rIdiue5jouer1n_ikrmn2asq">
         <w:r>
           <w:rPr>
             <w:rFonts w:ascii="Arial" w:cs="Arial" w:eastAsia="Arial" w:hAnsi="Arial"/>
@@ -2278,7 +2278,7 @@
         </w:rPr>
         <w:t xml:space="preserve"> (</w:t>
       </w:r>
-      <w:hyperlink w:history="1" r:id="rIdhyv_kzw73odk4wu_nsame">
+      <w:hyperlink w:history="1" r:id="rIdtzssnsx5sv_mv5mqf7dq0">
         <w:r>
           <w:rPr>
             <w:rFonts w:ascii="Arial" w:cs="Arial" w:eastAsia="Arial" w:hAnsi="Arial"/>
@@ -2298,7 +2298,7 @@
         </w:rPr>
         <w:t xml:space="preserve">). To view a copy of this license, visit </w:t>
       </w:r>
-      <w:hyperlink w:history="1" r:id="rIdcarwohsrvimokpnil_nar">
+      <w:hyperlink w:history="1" r:id="rId1qx-czkjnhbaykqu6xyn3">
         <w:r>
           <w:rPr>
             <w:rFonts w:ascii="Arial" w:cs="Arial" w:eastAsia="Arial" w:hAnsi="Arial"/>
@@ -3337,7 +3337,7 @@
             <w:pPr>
               <w:spacing w:after="20" w:before="0"/>
             </w:pPr>
-            <w:hyperlink w:history="1" r:id="rId1lyrl8_ewvjgzgshzcv2e">
+            <w:hyperlink w:history="1" r:id="rId6kv18xipflodtg2mf6mhu">
               <w:r>
                 <w:rPr>
                   <w:rFonts w:ascii="Arial" w:cs="Arial" w:eastAsia="Arial" w:hAnsi="Arial"/>
@@ -3370,7 +3370,7 @@
               <w:spacing w:after="10" w:before="0"/>
               <w:ind w:left="120"/>
             </w:pPr>
-            <w:hyperlink w:history="1" r:id="rId7ae0bnbh-ub3zguu3jbbc">
+            <w:hyperlink w:history="1" r:id="rIdudkslzud4frofanogvkqb">
               <w:r>
                 <w:rPr>
                   <w:rFonts w:ascii="Arial" w:cs="Arial" w:eastAsia="Arial" w:hAnsi="Arial"/>
@@ -3415,7 +3415,7 @@
             <w:pPr>
               <w:spacing w:after="20" w:before="0"/>
             </w:pPr>
-            <w:hyperlink w:history="1" r:id="rIdrdipnhn7l-0hm3witqfa8">
+            <w:hyperlink w:history="1" r:id="rIdljzmanulj0-ezrg36whaw">
               <w:r>
                 <w:rPr>
                   <w:rFonts w:ascii="Arial" w:cs="Arial" w:eastAsia="Arial" w:hAnsi="Arial"/>
@@ -3448,7 +3448,7 @@
               <w:spacing w:after="10" w:before="0"/>
               <w:ind w:left="120"/>
             </w:pPr>
-            <w:hyperlink w:history="1" r:id="rIdhxhyjc3tuw_w2etmwkfzr">
+            <w:hyperlink w:history="1" r:id="rId24nfaczkp66nxrbx6zpsu">
               <w:r>
                 <w:rPr>
                   <w:rFonts w:ascii="Arial" w:cs="Arial" w:eastAsia="Arial" w:hAnsi="Arial"/>
@@ -3808,7 +3808,7 @@
             <w:pPr>
               <w:spacing w:after="20" w:before="0"/>
             </w:pPr>
-            <w:hyperlink w:history="1" r:id="rIdppkawnqzruzzjv9ufrg0k">
+            <w:hyperlink w:history="1" r:id="rIdax7eik_og3njh2o5zz_ou">
               <w:r>
                 <w:rPr>
                   <w:rFonts w:ascii="Arial" w:cs="Arial" w:eastAsia="Arial" w:hAnsi="Arial"/>
@@ -3841,7 +3841,7 @@
               <w:spacing w:after="10" w:before="0"/>
               <w:ind w:left="120"/>
             </w:pPr>
-            <w:hyperlink w:history="1" r:id="rIdq6-i58eumluizkaieohju">
+            <w:hyperlink w:history="1" r:id="rIdfrzrwv8blridravrvs_ou">
               <w:r>
                 <w:rPr>
                   <w:rFonts w:ascii="Arial" w:cs="Arial" w:eastAsia="Arial" w:hAnsi="Arial"/>
@@ -3886,7 +3886,7 @@
             <w:pPr>
               <w:spacing w:after="20" w:before="0"/>
             </w:pPr>
-            <w:hyperlink w:history="1" r:id="rIdydbw99obx0w0tex_9hmxz">
+            <w:hyperlink w:history="1" r:id="rIddgzdo_dbeq--x3tdbrxvf">
               <w:r>
                 <w:rPr>
                   <w:rFonts w:ascii="Arial" w:cs="Arial" w:eastAsia="Arial" w:hAnsi="Arial"/>
@@ -3919,7 +3919,7 @@
               <w:spacing w:after="10" w:before="0"/>
               <w:ind w:left="120"/>
             </w:pPr>
-            <w:hyperlink w:history="1" r:id="rId5adxurduitz3ftdgqtfmh">
+            <w:hyperlink w:history="1" r:id="rId-gidcx2zu-2bbfdszl0pl">
               <w:r>
                 <w:rPr>
                   <w:rFonts w:ascii="Arial" w:cs="Arial" w:eastAsia="Arial" w:hAnsi="Arial"/>
@@ -4439,7 +4439,7 @@
             <w:pPr>
               <w:spacing w:after="20" w:before="0"/>
             </w:pPr>
-            <w:hyperlink w:history="1" r:id="rId59_rwn0wpynlyfaayer9o">
+            <w:hyperlink w:history="1" r:id="rIddzauniubcvc-etdgsa9k6">
               <w:r>
                 <w:rPr>
                   <w:rFonts w:ascii="Arial" w:cs="Arial" w:eastAsia="Arial" w:hAnsi="Arial"/>
@@ -4472,7 +4472,7 @@
               <w:spacing w:after="10" w:before="0"/>
               <w:ind w:left="120"/>
             </w:pPr>
-            <w:hyperlink w:history="1" r:id="rIdskbuq8l1zpvdshmzvr8xu">
+            <w:hyperlink w:history="1" r:id="rId3cxmpty2kw95btxvxis1o">
               <w:r>
                 <w:rPr>
                   <w:rFonts w:ascii="Arial" w:cs="Arial" w:eastAsia="Arial" w:hAnsi="Arial"/>
@@ -4517,7 +4517,7 @@
             <w:pPr>
               <w:spacing w:after="20" w:before="0"/>
             </w:pPr>
-            <w:hyperlink w:history="1" r:id="rIdoqigmtbiyjd_2mxiufiwu">
+            <w:hyperlink w:history="1" r:id="rIdekksv2aadfpwuq1mfrmhr">
               <w:r>
                 <w:rPr>
                   <w:rFonts w:ascii="Arial" w:cs="Arial" w:eastAsia="Arial" w:hAnsi="Arial"/>
@@ -4550,7 +4550,7 @@
               <w:spacing w:after="10" w:before="0"/>
               <w:ind w:left="120"/>
             </w:pPr>
-            <w:hyperlink w:history="1" r:id="rIdiia1wmorajucn5stz7g7h">
+            <w:hyperlink w:history="1" r:id="rIdk5sn53scbuzcmwah1b_oy">
               <w:r>
                 <w:rPr>
                   <w:rFonts w:ascii="Arial" w:cs="Arial" w:eastAsia="Arial" w:hAnsi="Arial"/>
@@ -5170,7 +5170,7 @@
             <w:pPr>
               <w:spacing w:after="20" w:before="0"/>
             </w:pPr>
-            <w:hyperlink w:history="1" r:id="rIdh08ynom9fcm17vjphdpu-">
+            <w:hyperlink w:history="1" r:id="rId88eiklo_qecwv4u_2hdkm">
               <w:r>
                 <w:rPr>
                   <w:rFonts w:ascii="Arial" w:cs="Arial" w:eastAsia="Arial" w:hAnsi="Arial"/>
@@ -5203,7 +5203,7 @@
               <w:spacing w:after="10" w:before="0"/>
               <w:ind w:left="120"/>
             </w:pPr>
-            <w:hyperlink w:history="1" r:id="rIded0dml99jnoptkedq7qif">
+            <w:hyperlink w:history="1" r:id="rIdl6xtanr6rgv_1tal0de4y">
               <w:r>
                 <w:rPr>
                   <w:rFonts w:ascii="Arial" w:cs="Arial" w:eastAsia="Arial" w:hAnsi="Arial"/>
@@ -5248,7 +5248,7 @@
             <w:pPr>
               <w:spacing w:after="20" w:before="0"/>
             </w:pPr>
-            <w:hyperlink w:history="1" r:id="rIdg5nngcuq9z8yebuxdux6r">
+            <w:hyperlink w:history="1" r:id="rIdihq_3txu6bldhbotlqd8o">
               <w:r>
                 <w:rPr>
                   <w:rFonts w:ascii="Arial" w:cs="Arial" w:eastAsia="Arial" w:hAnsi="Arial"/>
@@ -5281,7 +5281,7 @@
               <w:spacing w:after="10" w:before="0"/>
               <w:ind w:left="120"/>
             </w:pPr>
-            <w:hyperlink w:history="1" r:id="rIdkxtbclbqw6ytrgrjbgejv">
+            <w:hyperlink w:history="1" r:id="rIduh-2sfzxuziuqxp_vlauv">
               <w:r>
                 <w:rPr>
                   <w:rFonts w:ascii="Arial" w:cs="Arial" w:eastAsia="Arial" w:hAnsi="Arial"/>
@@ -5621,7 +5621,7 @@
             <w:pPr>
               <w:spacing w:after="20" w:before="0"/>
             </w:pPr>
-            <w:hyperlink w:history="1" r:id="rIddsn3wdxjz62qkryljnu3-">
+            <w:hyperlink w:history="1" r:id="rIdirtfr2de2vc2ljltwpete">
               <w:r>
                 <w:rPr>
                   <w:rFonts w:ascii="Arial" w:cs="Arial" w:eastAsia="Arial" w:hAnsi="Arial"/>
@@ -5670,7 +5670,7 @@
               <w:spacing w:after="10" w:before="0"/>
               <w:ind w:left="120"/>
             </w:pPr>
-            <w:hyperlink w:history="1" r:id="rIdycvhwtjqoi6zqmd2ywe4n">
+            <w:hyperlink w:history="1" r:id="rIdhbjotpkvmsoxvxxdtrkjx">
               <w:r>
                 <w:rPr>
                   <w:rFonts w:ascii="Arial" w:cs="Arial" w:eastAsia="Arial" w:hAnsi="Arial"/>
@@ -5715,7 +5715,7 @@
             <w:pPr>
               <w:spacing w:after="20" w:before="0"/>
             </w:pPr>
-            <w:hyperlink w:history="1" r:id="rIdrz2p6f528sumcgouekbw8">
+            <w:hyperlink w:history="1" r:id="rIdcok6vdcgwff2woppbfixl">
               <w:r>
                 <w:rPr>
                   <w:rFonts w:ascii="Arial" w:cs="Arial" w:eastAsia="Arial" w:hAnsi="Arial"/>
@@ -5764,7 +5764,7 @@
               <w:spacing w:after="10" w:before="0"/>
               <w:ind w:left="120"/>
             </w:pPr>
-            <w:hyperlink w:history="1" r:id="rIdririsxdq6m07yxti7kgcj">
+            <w:hyperlink w:history="1" r:id="rIdtrfhvmbq8djntpah3x-po">
               <w:r>
                 <w:rPr>
                   <w:rFonts w:ascii="Arial" w:cs="Arial" w:eastAsia="Arial" w:hAnsi="Arial"/>
@@ -6649,7 +6649,7 @@
         </w:rPr>
         <w:t xml:space="preserve">© 2026 SeaVuria and ARES. Aligned with KICD objectives. Developed by SeaVuria; technical implementation by ARES (with AI assistance from Claude). Licensed under </w:t>
       </w:r>
-      <w:hyperlink w:history="1" r:id="rIdown6hh2nkl1hzqq9_8dm9">
+      <w:hyperlink w:history="1" r:id="rIdhedwsbps8fhbiehz00ghb">
         <w:r>
           <w:rPr>
             <w:rFonts w:ascii="Arial" w:cs="Arial" w:eastAsia="Arial" w:hAnsi="Arial"/>
@@ -6670,7 +6670,7 @@
         </w:rPr>
         <w:t xml:space="preserve"> (</w:t>
       </w:r>
-      <w:hyperlink w:history="1" r:id="rIddy1xh1lw0qw-5ryhrc-vn">
+      <w:hyperlink w:history="1" r:id="rIdlxs-wgaj-x-sr2po74wrc">
         <w:r>
           <w:rPr>
             <w:rFonts w:ascii="Arial" w:cs="Arial" w:eastAsia="Arial" w:hAnsi="Arial"/>
@@ -7710,7 +7710,7 @@
             <w:pPr>
               <w:spacing w:after="20" w:before="0"/>
             </w:pPr>
-            <w:hyperlink w:history="1" r:id="rIdjz48uydnmwm-cp9plnh0a">
+            <w:hyperlink w:history="1" r:id="rIdj6kpcc8h2yp4bfa7iw7hb">
               <w:r>
                 <w:rPr>
                   <w:rFonts w:ascii="Arial" w:cs="Arial" w:eastAsia="Arial" w:hAnsi="Arial"/>
@@ -7743,7 +7743,7 @@
               <w:spacing w:after="10" w:before="0"/>
               <w:ind w:left="120"/>
             </w:pPr>
-            <w:hyperlink w:history="1" r:id="rIdzz5phjimnl0-zvhusf0ws">
+            <w:hyperlink w:history="1" r:id="rId_wjn_smrznh2tpez21caj">
               <w:r>
                 <w:rPr>
                   <w:rFonts w:ascii="Arial" w:cs="Arial" w:eastAsia="Arial" w:hAnsi="Arial"/>
@@ -7788,7 +7788,7 @@
             <w:pPr>
               <w:spacing w:after="20" w:before="0"/>
             </w:pPr>
-            <w:hyperlink w:history="1" r:id="rIdgcay8y2k5ol6s3kjhxjmw">
+            <w:hyperlink w:history="1" r:id="rIdmugm-dd1pqvu4d7mnuapf">
               <w:r>
                 <w:rPr>
                   <w:rFonts w:ascii="Arial" w:cs="Arial" w:eastAsia="Arial" w:hAnsi="Arial"/>
@@ -7821,7 +7821,7 @@
               <w:spacing w:after="10" w:before="0"/>
               <w:ind w:left="120"/>
             </w:pPr>
-            <w:hyperlink w:history="1" r:id="rId-6plkgehoian5ribqfoqd">
+            <w:hyperlink w:history="1" r:id="rIdunrptbed2fx27gwjgo_dx">
               <w:r>
                 <w:rPr>
                   <w:rFonts w:ascii="Arial" w:cs="Arial" w:eastAsia="Arial" w:hAnsi="Arial"/>
@@ -8081,7 +8081,7 @@
             <w:pPr>
               <w:spacing w:after="20" w:before="0"/>
             </w:pPr>
-            <w:hyperlink w:history="1" r:id="rIdrmzeexwlrdwr3ik3aibrh">
+            <w:hyperlink w:history="1" r:id="rIdi9ak5unqmfkujarsd2cho">
               <w:r>
                 <w:rPr>
                   <w:rFonts w:ascii="Arial" w:cs="Arial" w:eastAsia="Arial" w:hAnsi="Arial"/>
@@ -8114,7 +8114,7 @@
               <w:spacing w:after="10" w:before="0"/>
               <w:ind w:left="120"/>
             </w:pPr>
-            <w:hyperlink w:history="1" r:id="rId3bsi3oj-weqqi9epzoyyh">
+            <w:hyperlink w:history="1" r:id="rIdosyhd7jg5hjb1ekc0aqcg">
               <w:r>
                 <w:rPr>
                   <w:rFonts w:ascii="Arial" w:cs="Arial" w:eastAsia="Arial" w:hAnsi="Arial"/>
@@ -8159,7 +8159,7 @@
             <w:pPr>
               <w:spacing w:after="20" w:before="0"/>
             </w:pPr>
-            <w:hyperlink w:history="1" r:id="rIdxvexq1l0n6imemxw7lx0i">
+            <w:hyperlink w:history="1" r:id="rIdsrkiynslilahotyggjmq8">
               <w:r>
                 <w:rPr>
                   <w:rFonts w:ascii="Arial" w:cs="Arial" w:eastAsia="Arial" w:hAnsi="Arial"/>
@@ -8192,7 +8192,7 @@
               <w:spacing w:after="10" w:before="0"/>
               <w:ind w:left="120"/>
             </w:pPr>
-            <w:hyperlink w:history="1" r:id="rId2vq-8_9xh0sapcows4wda">
+            <w:hyperlink w:history="1" r:id="rIdiv_8uaxa33bg9zh3lhwsc">
               <w:r>
                 <w:rPr>
                   <w:rFonts w:ascii="Arial" w:cs="Arial" w:eastAsia="Arial" w:hAnsi="Arial"/>
@@ -8472,7 +8472,7 @@
             <w:pPr>
               <w:spacing w:after="20" w:before="0"/>
             </w:pPr>
-            <w:hyperlink w:history="1" r:id="rIdnyr6barirjxcvxlfkspwu">
+            <w:hyperlink w:history="1" r:id="rIdzcmmrd1m4hyqkfufcr-41">
               <w:r>
                 <w:rPr>
                   <w:rFonts w:ascii="Arial" w:cs="Arial" w:eastAsia="Arial" w:hAnsi="Arial"/>
@@ -8505,7 +8505,7 @@
               <w:spacing w:after="10" w:before="0"/>
               <w:ind w:left="120"/>
             </w:pPr>
-            <w:hyperlink w:history="1" r:id="rIdpxf6i_-fwkrg1dkjluwu-">
+            <w:hyperlink w:history="1" r:id="rIdxviqm8zqfzs4wxexncswq">
               <w:r>
                 <w:rPr>
                   <w:rFonts w:ascii="Arial" w:cs="Arial" w:eastAsia="Arial" w:hAnsi="Arial"/>
@@ -8550,7 +8550,7 @@
             <w:pPr>
               <w:spacing w:after="20" w:before="0"/>
             </w:pPr>
-            <w:hyperlink w:history="1" r:id="rIdawkhbwqthhsmbn5b1rek2">
+            <w:hyperlink w:history="1" r:id="rIdw67-g9_yb-cmqt5j0asxm">
               <w:r>
                 <w:rPr>
                   <w:rFonts w:ascii="Arial" w:cs="Arial" w:eastAsia="Arial" w:hAnsi="Arial"/>
@@ -8583,7 +8583,7 @@
               <w:spacing w:after="10" w:before="0"/>
               <w:ind w:left="120"/>
             </w:pPr>
-            <w:hyperlink w:history="1" r:id="rId_v6we58mgjonrhlr6vq8q">
+            <w:hyperlink w:history="1" r:id="rIdhij_8k6mjzfvnwulqg02e">
               <w:r>
                 <w:rPr>
                   <w:rFonts w:ascii="Arial" w:cs="Arial" w:eastAsia="Arial" w:hAnsi="Arial"/>
@@ -8903,7 +8903,7 @@
             <w:pPr>
               <w:spacing w:after="20" w:before="0"/>
             </w:pPr>
-            <w:hyperlink w:history="1" r:id="rIdk8bdqkl-fl_izz8p6eq1z">
+            <w:hyperlink w:history="1" r:id="rId9v58pkgsjxpbipbz_h6ll">
               <w:r>
                 <w:rPr>
                   <w:rFonts w:ascii="Arial" w:cs="Arial" w:eastAsia="Arial" w:hAnsi="Arial"/>
@@ -8936,7 +8936,7 @@
               <w:spacing w:after="10" w:before="0"/>
               <w:ind w:left="120"/>
             </w:pPr>
-            <w:hyperlink w:history="1" r:id="rIdpe2l2ez4jidhyqlak4dnj">
+            <w:hyperlink w:history="1" r:id="rIdllb-4o6oxncan0w00kx9m">
               <w:r>
                 <w:rPr>
                   <w:rFonts w:ascii="Arial" w:cs="Arial" w:eastAsia="Arial" w:hAnsi="Arial"/>
@@ -8981,7 +8981,7 @@
             <w:pPr>
               <w:spacing w:after="20" w:before="0"/>
             </w:pPr>
-            <w:hyperlink w:history="1" r:id="rId_bxgu7gajjywbp0_pggr4">
+            <w:hyperlink w:history="1" r:id="rIdm3z7ryisnt0i2_1vk34bq">
               <w:r>
                 <w:rPr>
                   <w:rFonts w:ascii="Arial" w:cs="Arial" w:eastAsia="Arial" w:hAnsi="Arial"/>
@@ -9014,7 +9014,7 @@
               <w:spacing w:after="10" w:before="0"/>
               <w:ind w:left="120"/>
             </w:pPr>
-            <w:hyperlink w:history="1" r:id="rIdd1xo0po6zyf-dahkorelz">
+            <w:hyperlink w:history="1" r:id="rIdb3hkdqfjnsyvsgpwbbd-d">
               <w:r>
                 <w:rPr>
                   <w:rFonts w:ascii="Arial" w:cs="Arial" w:eastAsia="Arial" w:hAnsi="Arial"/>
@@ -9294,7 +9294,7 @@
             <w:pPr>
               <w:spacing w:after="20" w:before="0"/>
             </w:pPr>
-            <w:hyperlink w:history="1" r:id="rIdknjlqlc7jy1e_hcpx8ajk">
+            <w:hyperlink w:history="1" r:id="rIdlc1jnqqlnk8oozu76mu72">
               <w:r>
                 <w:rPr>
                   <w:rFonts w:ascii="Arial" w:cs="Arial" w:eastAsia="Arial" w:hAnsi="Arial"/>
@@ -9343,7 +9343,7 @@
               <w:spacing w:after="10" w:before="0"/>
               <w:ind w:left="120"/>
             </w:pPr>
-            <w:hyperlink w:history="1" r:id="rIdap2emyvwginfkauholszp">
+            <w:hyperlink w:history="1" r:id="rIdfbhsjznurfkqc7y14btyt">
               <w:r>
                 <w:rPr>
                   <w:rFonts w:ascii="Arial" w:cs="Arial" w:eastAsia="Arial" w:hAnsi="Arial"/>
@@ -9388,7 +9388,7 @@
             <w:pPr>
               <w:spacing w:after="20" w:before="0"/>
             </w:pPr>
-            <w:hyperlink w:history="1" r:id="rIdudq4jc6__o5sjuxqlrwii">
+            <w:hyperlink w:history="1" r:id="rIdq3suhpe1lqxqci-abc2k1">
               <w:r>
                 <w:rPr>
                   <w:rFonts w:ascii="Arial" w:cs="Arial" w:eastAsia="Arial" w:hAnsi="Arial"/>
@@ -9437,7 +9437,7 @@
               <w:spacing w:after="10" w:before="0"/>
               <w:ind w:left="120"/>
             </w:pPr>
-            <w:hyperlink w:history="1" r:id="rIds_jqb8n6quwjwwafqn6gb">
+            <w:hyperlink w:history="1" r:id="rId78zmxiyewb7pw6um7mfpx">
               <w:r>
                 <w:rPr>
                   <w:rFonts w:ascii="Arial" w:cs="Arial" w:eastAsia="Arial" w:hAnsi="Arial"/>
@@ -10042,7 +10042,7 @@
         </w:rPr>
         <w:t xml:space="preserve">© 2026 SeaVuria and ARES. Aligned with KICD objectives. Developed by SeaVuria; technical implementation by ARES (with AI assistance from Claude). Licensed under </w:t>
       </w:r>
-      <w:hyperlink w:history="1" r:id="rIdqdkfxtbs2vftn2zabfvci">
+      <w:hyperlink w:history="1" r:id="rIdjqhev5ottjwzjr6tpyov4">
         <w:r>
           <w:rPr>
             <w:rFonts w:ascii="Arial" w:cs="Arial" w:eastAsia="Arial" w:hAnsi="Arial"/>
@@ -10063,7 +10063,7 @@
         </w:rPr>
         <w:t xml:space="preserve"> (</w:t>
       </w:r>
-      <w:hyperlink w:history="1" r:id="rIdwqrajcbfkgbute2x3i1nu">
+      <w:hyperlink w:history="1" r:id="rIdovnl5tzmmie2gmb9cahgm">
         <w:r>
           <w:rPr>
             <w:rFonts w:ascii="Arial" w:cs="Arial" w:eastAsia="Arial" w:hAnsi="Arial"/>
@@ -11120,7 +11120,7 @@
               <w:spacing w:after="10" w:before="0"/>
               <w:ind w:left="120"/>
             </w:pPr>
-            <w:hyperlink w:history="1" r:id="rIdbwjd1hnqr0qsge4yop5cg">
+            <w:hyperlink w:history="1" r:id="rIdg0dwxuxqliutkm84afsxe">
               <w:r>
                 <w:rPr>
                   <w:rFonts w:ascii="Arial" w:cs="Arial" w:eastAsia="Arial" w:hAnsi="Arial"/>
@@ -11197,7 +11197,7 @@
               <w:spacing w:after="10" w:before="0"/>
               <w:ind w:left="120"/>
             </w:pPr>
-            <w:hyperlink w:history="1" r:id="rId5qclswnpawbqrnuktbhgy">
+            <w:hyperlink w:history="1" r:id="rIdjbhhru-nc54-ge_581oez">
               <w:r>
                 <w:rPr>
                   <w:rFonts w:ascii="Arial" w:cs="Arial" w:eastAsia="Arial" w:hAnsi="Arial"/>
@@ -11429,7 +11429,7 @@
               <w:spacing w:after="10" w:before="0"/>
               <w:ind w:left="120"/>
             </w:pPr>
-            <w:hyperlink w:history="1" r:id="rIdrqgteasrr7tgsihevtzfe">
+            <w:hyperlink w:history="1" r:id="rIdxacapthyo_8bkptzjlz-8">
               <w:r>
                 <w:rPr>
                   <w:rFonts w:ascii="Arial" w:cs="Arial" w:eastAsia="Arial" w:hAnsi="Arial"/>
@@ -11506,7 +11506,7 @@
               <w:spacing w:after="10" w:before="0"/>
               <w:ind w:left="120"/>
             </w:pPr>
-            <w:hyperlink w:history="1" r:id="rIdz5qq5y_tugdahld1c7zxs">
+            <w:hyperlink w:history="1" r:id="rIdhhhi4-a4ewlbypeyqtjup">
               <w:r>
                 <w:rPr>
                   <w:rFonts w:ascii="Arial" w:cs="Arial" w:eastAsia="Arial" w:hAnsi="Arial"/>
@@ -11738,7 +11738,7 @@
               <w:spacing w:after="10" w:before="0"/>
               <w:ind w:left="120"/>
             </w:pPr>
-            <w:hyperlink w:history="1" r:id="rIdwxltgfmhp4cm35v9guq54">
+            <w:hyperlink w:history="1" r:id="rId1caq71zfgv64mfma9qi_x">
               <w:r>
                 <w:rPr>
                   <w:rFonts w:ascii="Arial" w:cs="Arial" w:eastAsia="Arial" w:hAnsi="Arial"/>
@@ -11815,7 +11815,7 @@
               <w:spacing w:after="10" w:before="0"/>
               <w:ind w:left="120"/>
             </w:pPr>
-            <w:hyperlink w:history="1" r:id="rIdybn-cr07vicvzvysw6mul">
+            <w:hyperlink w:history="1" r:id="rIdcnxv3kjnwoxb8hhkmrhf1">
               <w:r>
                 <w:rPr>
                   <w:rFonts w:ascii="Arial" w:cs="Arial" w:eastAsia="Arial" w:hAnsi="Arial"/>
@@ -12047,7 +12047,7 @@
               <w:spacing w:after="10" w:before="0"/>
               <w:ind w:left="120"/>
             </w:pPr>
-            <w:hyperlink w:history="1" r:id="rIdkh-xhxtjej4ljpd8amzmk">
+            <w:hyperlink w:history="1" r:id="rIdxfprwgnp3vz12qtn36ito">
               <w:r>
                 <w:rPr>
                   <w:rFonts w:ascii="Arial" w:cs="Arial" w:eastAsia="Arial" w:hAnsi="Arial"/>
@@ -12124,7 +12124,7 @@
               <w:spacing w:after="10" w:before="0"/>
               <w:ind w:left="120"/>
             </w:pPr>
-            <w:hyperlink w:history="1" r:id="rId7zyctimwvdv2bizo1gbcj">
+            <w:hyperlink w:history="1" r:id="rIdy-ea3-ltaf9jieuynbhlo">
               <w:r>
                 <w:rPr>
                   <w:rFonts w:ascii="Arial" w:cs="Arial" w:eastAsia="Arial" w:hAnsi="Arial"/>
@@ -12356,7 +12356,7 @@
               <w:spacing w:after="10" w:before="0"/>
               <w:ind w:left="120"/>
             </w:pPr>
-            <w:hyperlink w:history="1" r:id="rIdgyoabvmz9uvrb1onnukcf">
+            <w:hyperlink w:history="1" r:id="rIdwuxzmpybd1tsnmccnivwh">
               <w:r>
                 <w:rPr>
                   <w:rFonts w:ascii="Arial" w:cs="Arial" w:eastAsia="Arial" w:hAnsi="Arial"/>
@@ -12433,7 +12433,7 @@
               <w:spacing w:after="10" w:before="0"/>
               <w:ind w:left="120"/>
             </w:pPr>
-            <w:hyperlink w:history="1" r:id="rId0bilypnxvxbbdu5hrntus">
+            <w:hyperlink w:history="1" r:id="rIdoucyhk-2ljhhaa2kxruj2">
               <w:r>
                 <w:rPr>
                   <w:rFonts w:ascii="Arial" w:cs="Arial" w:eastAsia="Arial" w:hAnsi="Arial"/>
@@ -12973,7 +12973,7 @@
         </w:rPr>
         <w:t xml:space="preserve">© 2026 SeaVuria and ARES. Aligned with KICD objectives. Developed by SeaVuria; technical implementation by ARES (with AI assistance from Claude). Licensed under </w:t>
       </w:r>
-      <w:hyperlink w:history="1" r:id="rIdbckb0xipxixtbkmizvohc">
+      <w:hyperlink w:history="1" r:id="rId4viiumplslumlevqvrhkf">
         <w:r>
           <w:rPr>
             <w:rFonts w:ascii="Arial" w:cs="Arial" w:eastAsia="Arial" w:hAnsi="Arial"/>
@@ -12994,7 +12994,7 @@
         </w:rPr>
         <w:t xml:space="preserve"> (</w:t>
       </w:r>
-      <w:hyperlink w:history="1" r:id="rIdjkpydcpf40l_k_sfazsgw">
+      <w:hyperlink w:history="1" r:id="rIdq31wk_bfggethavmimemr">
         <w:r>
           <w:rPr>
             <w:rFonts w:ascii="Arial" w:cs="Arial" w:eastAsia="Arial" w:hAnsi="Arial"/>
@@ -14051,7 +14051,7 @@
               <w:spacing w:after="10" w:before="0"/>
               <w:ind w:left="120"/>
             </w:pPr>
-            <w:hyperlink w:history="1" r:id="rIdnu6e_m00mljptcqu_9vq8">
+            <w:hyperlink w:history="1" r:id="rIdm7hy58ltkuxcdfhj1owub">
               <w:r>
                 <w:rPr>
                   <w:rFonts w:ascii="Arial" w:cs="Arial" w:eastAsia="Arial" w:hAnsi="Arial"/>
@@ -14128,7 +14128,7 @@
               <w:spacing w:after="10" w:before="0"/>
               <w:ind w:left="120"/>
             </w:pPr>
-            <w:hyperlink w:history="1" r:id="rIdqo7wahmuerdqqifc_s3uu">
+            <w:hyperlink w:history="1" r:id="rIdo0ja083l6v3bkhac05bdj">
               <w:r>
                 <w:rPr>
                   <w:rFonts w:ascii="Arial" w:cs="Arial" w:eastAsia="Arial" w:hAnsi="Arial"/>
@@ -14360,7 +14360,7 @@
               <w:spacing w:after="10" w:before="0"/>
               <w:ind w:left="120"/>
             </w:pPr>
-            <w:hyperlink w:history="1" r:id="rIdsswydr8lmgi9y3bbnumrp">
+            <w:hyperlink w:history="1" r:id="rIdb7yt5ouyw4qsnlcaaq778">
               <w:r>
                 <w:rPr>
                   <w:rFonts w:ascii="Arial" w:cs="Arial" w:eastAsia="Arial" w:hAnsi="Arial"/>
@@ -14437,7 +14437,7 @@
               <w:spacing w:after="10" w:before="0"/>
               <w:ind w:left="120"/>
             </w:pPr>
-            <w:hyperlink w:history="1" r:id="rIdrwsekbpxaugwi11d5h7vz">
+            <w:hyperlink w:history="1" r:id="rIdly9gncepbfefh6pgd4njz">
               <w:r>
                 <w:rPr>
                   <w:rFonts w:ascii="Arial" w:cs="Arial" w:eastAsia="Arial" w:hAnsi="Arial"/>
@@ -14669,7 +14669,7 @@
               <w:spacing w:after="10" w:before="0"/>
               <w:ind w:left="120"/>
             </w:pPr>
-            <w:hyperlink w:history="1" r:id="rId_8_eozimzn3rz0gc7zeiw">
+            <w:hyperlink w:history="1" r:id="rIdmzc200gta-3ocvpxhg7rl">
               <w:r>
                 <w:rPr>
                   <w:rFonts w:ascii="Arial" w:cs="Arial" w:eastAsia="Arial" w:hAnsi="Arial"/>
@@ -14746,7 +14746,7 @@
               <w:spacing w:after="10" w:before="0"/>
               <w:ind w:left="120"/>
             </w:pPr>
-            <w:hyperlink w:history="1" r:id="rIdcowbsoojomshon2ilctls">
+            <w:hyperlink w:history="1" r:id="rIdpanwpqadzgr2sol1lmljm">
               <w:r>
                 <w:rPr>
                   <w:rFonts w:ascii="Arial" w:cs="Arial" w:eastAsia="Arial" w:hAnsi="Arial"/>
@@ -14978,7 +14978,7 @@
               <w:spacing w:after="10" w:before="0"/>
               <w:ind w:left="120"/>
             </w:pPr>
-            <w:hyperlink w:history="1" r:id="rIdszvu94k5m7ej97sondvee">
+            <w:hyperlink w:history="1" r:id="rIdhsngkh77dejcipl652ied">
               <w:r>
                 <w:rPr>
                   <w:rFonts w:ascii="Arial" w:cs="Arial" w:eastAsia="Arial" w:hAnsi="Arial"/>
@@ -15055,7 +15055,7 @@
               <w:spacing w:after="10" w:before="0"/>
               <w:ind w:left="120"/>
             </w:pPr>
-            <w:hyperlink w:history="1" r:id="rIdn16cdgsngpv_zhobwosis">
+            <w:hyperlink w:history="1" r:id="rIdkhgibuhnngt2whuakw-he">
               <w:r>
                 <w:rPr>
                   <w:rFonts w:ascii="Arial" w:cs="Arial" w:eastAsia="Arial" w:hAnsi="Arial"/>
@@ -15287,7 +15287,7 @@
               <w:spacing w:after="10" w:before="0"/>
               <w:ind w:left="120"/>
             </w:pPr>
-            <w:hyperlink w:history="1" r:id="rIdjznth1zo2u0givsczgx35">
+            <w:hyperlink w:history="1" r:id="rId9x43zs8rpisnwozyxsyay">
               <w:r>
                 <w:rPr>
                   <w:rFonts w:ascii="Arial" w:cs="Arial" w:eastAsia="Arial" w:hAnsi="Arial"/>
@@ -15364,7 +15364,7 @@
               <w:spacing w:after="10" w:before="0"/>
               <w:ind w:left="120"/>
             </w:pPr>
-            <w:hyperlink w:history="1" r:id="rIdlfyerkjf4bypbjosyv3cn">
+            <w:hyperlink w:history="1" r:id="rId233ebfvoqse4hqrkvnzuw">
               <w:r>
                 <w:rPr>
                   <w:rFonts w:ascii="Arial" w:cs="Arial" w:eastAsia="Arial" w:hAnsi="Arial"/>
@@ -15904,7 +15904,7 @@
         </w:rPr>
         <w:t xml:space="preserve">© 2026 SeaVuria and ARES. Aligned with KICD objectives. Developed by SeaVuria; technical implementation by ARES (with AI assistance from Claude). Licensed under </w:t>
       </w:r>
-      <w:hyperlink w:history="1" r:id="rId-9qpdvcjg_fpvwrcpufzb">
+      <w:hyperlink w:history="1" r:id="rId3-l93acedypmmkehmzuzs">
         <w:r>
           <w:rPr>
             <w:rFonts w:ascii="Arial" w:cs="Arial" w:eastAsia="Arial" w:hAnsi="Arial"/>
@@ -15925,7 +15925,7 @@
         </w:rPr>
         <w:t xml:space="preserve"> (</w:t>
       </w:r>
-      <w:hyperlink w:history="1" r:id="rIdqecask-pji8f_idbf9gdz">
+      <w:hyperlink w:history="1" r:id="rId43fij_hj_ayxgtjvj3gdm">
         <w:r>
           <w:rPr>
             <w:rFonts w:ascii="Arial" w:cs="Arial" w:eastAsia="Arial" w:hAnsi="Arial"/>
@@ -16982,7 +16982,7 @@
               <w:spacing w:after="10" w:before="0"/>
               <w:ind w:left="120"/>
             </w:pPr>
-            <w:hyperlink w:history="1" r:id="rIdpufscn_hsbydczyv40tjp">
+            <w:hyperlink w:history="1" r:id="rIdiajza_x0xj1auvqea8qi1">
               <w:r>
                 <w:rPr>
                   <w:rFonts w:ascii="Arial" w:cs="Arial" w:eastAsia="Arial" w:hAnsi="Arial"/>
@@ -17059,7 +17059,7 @@
               <w:spacing w:after="10" w:before="0"/>
               <w:ind w:left="120"/>
             </w:pPr>
-            <w:hyperlink w:history="1" r:id="rIdbo_3wdu7emskmoo-nopnk">
+            <w:hyperlink w:history="1" r:id="rIds-5bmwfef5quysbnwgezt">
               <w:r>
                 <w:rPr>
                   <w:rFonts w:ascii="Arial" w:cs="Arial" w:eastAsia="Arial" w:hAnsi="Arial"/>
@@ -17291,7 +17291,7 @@
               <w:spacing w:after="10" w:before="0"/>
               <w:ind w:left="120"/>
             </w:pPr>
-            <w:hyperlink w:history="1" r:id="rIdoqvpjkkkru3lxfsyww_a6">
+            <w:hyperlink w:history="1" r:id="rIdctm6mqir8gcx_buyyle8s">
               <w:r>
                 <w:rPr>
                   <w:rFonts w:ascii="Arial" w:cs="Arial" w:eastAsia="Arial" w:hAnsi="Arial"/>
@@ -17368,7 +17368,7 @@
               <w:spacing w:after="10" w:before="0"/>
               <w:ind w:left="120"/>
             </w:pPr>
-            <w:hyperlink w:history="1" r:id="rId-tpjbwzafv9xqlrf_b-f-">
+            <w:hyperlink w:history="1" r:id="rIdjpjothm_hundomy4p4iqn">
               <w:r>
                 <w:rPr>
                   <w:rFonts w:ascii="Arial" w:cs="Arial" w:eastAsia="Arial" w:hAnsi="Arial"/>
@@ -17600,7 +17600,7 @@
               <w:spacing w:after="10" w:before="0"/>
               <w:ind w:left="120"/>
             </w:pPr>
-            <w:hyperlink w:history="1" r:id="rIdpf8eb1siqnee1bv1r7hg8">
+            <w:hyperlink w:history="1" r:id="rIdimodd-lxgy_-fvnygz6y0">
               <w:r>
                 <w:rPr>
                   <w:rFonts w:ascii="Arial" w:cs="Arial" w:eastAsia="Arial" w:hAnsi="Arial"/>
@@ -17677,7 +17677,7 @@
               <w:spacing w:after="10" w:before="0"/>
               <w:ind w:left="120"/>
             </w:pPr>
-            <w:hyperlink w:history="1" r:id="rIdpqzaj5apcahnihrb2xkue">
+            <w:hyperlink w:history="1" r:id="rIdbuujmo5xegyktcpvgz4wk">
               <w:r>
                 <w:rPr>
                   <w:rFonts w:ascii="Arial" w:cs="Arial" w:eastAsia="Arial" w:hAnsi="Arial"/>
@@ -17909,7 +17909,7 @@
               <w:spacing w:after="10" w:before="0"/>
               <w:ind w:left="120"/>
             </w:pPr>
-            <w:hyperlink w:history="1" r:id="rIdygrph1peezygmrtatyu-v">
+            <w:hyperlink w:history="1" r:id="rId5vu98ipsv8omk9mfxnnv_">
               <w:r>
                 <w:rPr>
                   <w:rFonts w:ascii="Arial" w:cs="Arial" w:eastAsia="Arial" w:hAnsi="Arial"/>
@@ -17986,7 +17986,7 @@
               <w:spacing w:after="10" w:before="0"/>
               <w:ind w:left="120"/>
             </w:pPr>
-            <w:hyperlink w:history="1" r:id="rIdcawbpfsiuhcbfazfp-rfl">
+            <w:hyperlink w:history="1" r:id="rIdqdqso3b_j9pzujxzakdg8">
               <w:r>
                 <w:rPr>
                   <w:rFonts w:ascii="Arial" w:cs="Arial" w:eastAsia="Arial" w:hAnsi="Arial"/>
@@ -18218,7 +18218,7 @@
               <w:spacing w:after="10" w:before="0"/>
               <w:ind w:left="120"/>
             </w:pPr>
-            <w:hyperlink w:history="1" r:id="rId_2ynkj1ipneku6ct-j_bb">
+            <w:hyperlink w:history="1" r:id="rIdtoa1ys6hdsdlqf59ze_l2">
               <w:r>
                 <w:rPr>
                   <w:rFonts w:ascii="Arial" w:cs="Arial" w:eastAsia="Arial" w:hAnsi="Arial"/>
@@ -18295,7 +18295,7 @@
               <w:spacing w:after="10" w:before="0"/>
               <w:ind w:left="120"/>
             </w:pPr>
-            <w:hyperlink w:history="1" r:id="rId65wootcwco1-z_03mzkuw">
+            <w:hyperlink w:history="1" r:id="rIdqyc4lnoyhendryiegkydp">
               <w:r>
                 <w:rPr>
                   <w:rFonts w:ascii="Arial" w:cs="Arial" w:eastAsia="Arial" w:hAnsi="Arial"/>
@@ -18835,7 +18835,7 @@
         </w:rPr>
         <w:t xml:space="preserve">© 2026 SeaVuria and ARES. Aligned with KICD objectives. Developed by SeaVuria; technical implementation by ARES (with AI assistance from Claude). Licensed under </w:t>
       </w:r>
-      <w:hyperlink w:history="1" r:id="rIdxbp4o2hn92gqaqq0a9ppn">
+      <w:hyperlink w:history="1" r:id="rIdgjlryzyh_t8wjhyszfzil">
         <w:r>
           <w:rPr>
             <w:rFonts w:ascii="Arial" w:cs="Arial" w:eastAsia="Arial" w:hAnsi="Arial"/>
@@ -18856,7 +18856,7 @@
         </w:rPr>
         <w:t xml:space="preserve"> (</w:t>
       </w:r>
-      <w:hyperlink w:history="1" r:id="rIdp1lgmas0jc_puzyag1trw">
+      <w:hyperlink w:history="1" r:id="rId9hsq_tvrwfczlycxq1nmf">
         <w:r>
           <w:rPr>
             <w:rFonts w:ascii="Arial" w:cs="Arial" w:eastAsia="Arial" w:hAnsi="Arial"/>
@@ -19896,7 +19896,7 @@
             <w:pPr>
               <w:spacing w:after="20" w:before="0"/>
             </w:pPr>
-            <w:hyperlink w:history="1" r:id="rIdn5e9x-u5v03nlnmsj8cu9">
+            <w:hyperlink w:history="1" r:id="rIdmyw5mior85tg75ewgw1gx">
               <w:r>
                 <w:rPr>
                   <w:rFonts w:ascii="Arial" w:cs="Arial" w:eastAsia="Arial" w:hAnsi="Arial"/>
@@ -19945,7 +19945,7 @@
               <w:spacing w:after="10" w:before="0"/>
               <w:ind w:left="120"/>
             </w:pPr>
-            <w:hyperlink w:history="1" r:id="rIdpd3h6r5so9wwwyja71tdh">
+            <w:hyperlink w:history="1" r:id="rIds6qt0z0qt5a-oo9enylux">
               <w:r>
                 <w:rPr>
                   <w:rFonts w:ascii="Arial" w:cs="Arial" w:eastAsia="Arial" w:hAnsi="Arial"/>
@@ -19990,7 +19990,7 @@
             <w:pPr>
               <w:spacing w:after="20" w:before="0"/>
             </w:pPr>
-            <w:hyperlink w:history="1" r:id="rIdq3jj9n3faalb02gkeprv6">
+            <w:hyperlink w:history="1" r:id="rId28vof8ssq8zvwxttyb8qq">
               <w:r>
                 <w:rPr>
                   <w:rFonts w:ascii="Arial" w:cs="Arial" w:eastAsia="Arial" w:hAnsi="Arial"/>
@@ -20039,7 +20039,7 @@
               <w:spacing w:after="10" w:before="0"/>
               <w:ind w:left="120"/>
             </w:pPr>
-            <w:hyperlink w:history="1" r:id="rIdvhjokz0cznxev9ozxk5of">
+            <w:hyperlink w:history="1" r:id="rIdro8lygoiea6dxy_puqnkf">
               <w:r>
                 <w:rPr>
                   <w:rFonts w:ascii="Arial" w:cs="Arial" w:eastAsia="Arial" w:hAnsi="Arial"/>
@@ -20239,7 +20239,7 @@
             <w:pPr>
               <w:spacing w:after="20" w:before="0"/>
             </w:pPr>
-            <w:hyperlink w:history="1" r:id="rIdipb9zwsv5kyrtlnox8p_w">
+            <w:hyperlink w:history="1" r:id="rIdas9sn5q3c3g_uw3b5rnnv">
               <w:r>
                 <w:rPr>
                   <w:rFonts w:ascii="Arial" w:cs="Arial" w:eastAsia="Arial" w:hAnsi="Arial"/>
@@ -20288,7 +20288,7 @@
               <w:spacing w:after="10" w:before="0"/>
               <w:ind w:left="120"/>
             </w:pPr>
-            <w:hyperlink w:history="1" r:id="rIdno1sovoqu1pyowb2vfyhe">
+            <w:hyperlink w:history="1" r:id="rIdc8v21e61v4idtvim-kz92">
               <w:r>
                 <w:rPr>
                   <w:rFonts w:ascii="Arial" w:cs="Arial" w:eastAsia="Arial" w:hAnsi="Arial"/>
@@ -20333,7 +20333,7 @@
             <w:pPr>
               <w:spacing w:after="20" w:before="0"/>
             </w:pPr>
-            <w:hyperlink w:history="1" r:id="rIdfbrrkf3pwfaawvzqpmwsy">
+            <w:hyperlink w:history="1" r:id="rIddic23vc7klfpdye02rvuy">
               <w:r>
                 <w:rPr>
                   <w:rFonts w:ascii="Arial" w:cs="Arial" w:eastAsia="Arial" w:hAnsi="Arial"/>
@@ -20382,7 +20382,7 @@
               <w:spacing w:after="10" w:before="0"/>
               <w:ind w:left="120"/>
             </w:pPr>
-            <w:hyperlink w:history="1" r:id="rId-xubhrgqt8cngu7ghitp_">
+            <w:hyperlink w:history="1" r:id="rIdcabuqusbvipeemgykvjyp">
               <w:r>
                 <w:rPr>
                   <w:rFonts w:ascii="Arial" w:cs="Arial" w:eastAsia="Arial" w:hAnsi="Arial"/>
@@ -20582,7 +20582,7 @@
             <w:pPr>
               <w:spacing w:after="20" w:before="0"/>
             </w:pPr>
-            <w:hyperlink w:history="1" r:id="rIdqhokisw_niv-swthyfd35">
+            <w:hyperlink w:history="1" r:id="rIdv0cyij_y0aw5boa-amdyp">
               <w:r>
                 <w:rPr>
                   <w:rFonts w:ascii="Arial" w:cs="Arial" w:eastAsia="Arial" w:hAnsi="Arial"/>
@@ -20631,7 +20631,7 @@
               <w:spacing w:after="10" w:before="0"/>
               <w:ind w:left="120"/>
             </w:pPr>
-            <w:hyperlink w:history="1" r:id="rIdkuly47i3wdxgnhvcbvaup">
+            <w:hyperlink w:history="1" r:id="rIdbup6v9urdp4pfopxwccgr">
               <w:r>
                 <w:rPr>
                   <w:rFonts w:ascii="Arial" w:cs="Arial" w:eastAsia="Arial" w:hAnsi="Arial"/>
@@ -20676,7 +20676,7 @@
             <w:pPr>
               <w:spacing w:after="20" w:before="0"/>
             </w:pPr>
-            <w:hyperlink w:history="1" r:id="rId2gmd_0ovygieoxad5ttyp">
+            <w:hyperlink w:history="1" r:id="rIdcps97orov4jjqokfld_jn">
               <w:r>
                 <w:rPr>
                   <w:rFonts w:ascii="Arial" w:cs="Arial" w:eastAsia="Arial" w:hAnsi="Arial"/>
@@ -20725,7 +20725,7 @@
               <w:spacing w:after="10" w:before="0"/>
               <w:ind w:left="120"/>
             </w:pPr>
-            <w:hyperlink w:history="1" r:id="rIde3zkqvfjv9riwmiybxhw8">
+            <w:hyperlink w:history="1" r:id="rIdm9ltzwecavzqjr9psexsn">
               <w:r>
                 <w:rPr>
                   <w:rFonts w:ascii="Arial" w:cs="Arial" w:eastAsia="Arial" w:hAnsi="Arial"/>
@@ -20925,7 +20925,7 @@
             <w:pPr>
               <w:spacing w:after="20" w:before="0"/>
             </w:pPr>
-            <w:hyperlink w:history="1" r:id="rIdewnrch188us_5xc64bymb">
+            <w:hyperlink w:history="1" r:id="rId6ul6lpbs2hdcsojzmlsd4">
               <w:r>
                 <w:rPr>
                   <w:rFonts w:ascii="Arial" w:cs="Arial" w:eastAsia="Arial" w:hAnsi="Arial"/>
@@ -20974,7 +20974,7 @@
               <w:spacing w:after="10" w:before="0"/>
               <w:ind w:left="120"/>
             </w:pPr>
-            <w:hyperlink w:history="1" r:id="rIdr5h7rw_gpmojmvinhbvhw">
+            <w:hyperlink w:history="1" r:id="rIdvjb5sqa5qtfk2nap8vlt2">
               <w:r>
                 <w:rPr>
                   <w:rFonts w:ascii="Arial" w:cs="Arial" w:eastAsia="Arial" w:hAnsi="Arial"/>
@@ -21019,7 +21019,7 @@
             <w:pPr>
               <w:spacing w:after="20" w:before="0"/>
             </w:pPr>
-            <w:hyperlink w:history="1" r:id="rId4asp9lymc4f3pj2xa0d6l">
+            <w:hyperlink w:history="1" r:id="rIdmjdwzs_6k_lckfszlfofp">
               <w:r>
                 <w:rPr>
                   <w:rFonts w:ascii="Arial" w:cs="Arial" w:eastAsia="Arial" w:hAnsi="Arial"/>
@@ -21068,7 +21068,7 @@
               <w:spacing w:after="10" w:before="0"/>
               <w:ind w:left="120"/>
             </w:pPr>
-            <w:hyperlink w:history="1" r:id="rIdbbatjis8mxtpev9wvfmdv">
+            <w:hyperlink w:history="1" r:id="rIdkkrazca8pbtw2bxpy4hg7">
               <w:r>
                 <w:rPr>
                   <w:rFonts w:ascii="Arial" w:cs="Arial" w:eastAsia="Arial" w:hAnsi="Arial"/>
@@ -21268,7 +21268,7 @@
             <w:pPr>
               <w:spacing w:after="20" w:before="0"/>
             </w:pPr>
-            <w:hyperlink w:history="1" r:id="rId-m5r9pjhbwvsne5jjlgwl">
+            <w:hyperlink w:history="1" r:id="rIdlkt7jfhajt_ld3lux2_lr">
               <w:r>
                 <w:rPr>
                   <w:rFonts w:ascii="Arial" w:cs="Arial" w:eastAsia="Arial" w:hAnsi="Arial"/>
@@ -21317,7 +21317,7 @@
               <w:spacing w:after="10" w:before="0"/>
               <w:ind w:left="120"/>
             </w:pPr>
-            <w:hyperlink w:history="1" r:id="rIdupyn1zd7xahuaeaoqbyyz">
+            <w:hyperlink w:history="1" r:id="rIdfxgjsxsz5jg-e-kbv8fxa">
               <w:r>
                 <w:rPr>
                   <w:rFonts w:ascii="Arial" w:cs="Arial" w:eastAsia="Arial" w:hAnsi="Arial"/>
@@ -21362,7 +21362,7 @@
             <w:pPr>
               <w:spacing w:after="20" w:before="0"/>
             </w:pPr>
-            <w:hyperlink w:history="1" r:id="rIdf11lulfxl7j08fqsbd2cd">
+            <w:hyperlink w:history="1" r:id="rId_3si_vuiqaqpbpidfcxmk">
               <w:r>
                 <w:rPr>
                   <w:rFonts w:ascii="Arial" w:cs="Arial" w:eastAsia="Arial" w:hAnsi="Arial"/>
@@ -21411,7 +21411,7 @@
               <w:spacing w:after="10" w:before="0"/>
               <w:ind w:left="120"/>
             </w:pPr>
-            <w:hyperlink w:history="1" r:id="rIdjfy629xnp2vtdaxuvdij6">
+            <w:hyperlink w:history="1" r:id="rIdkstndmkyc_qof3x_qyunq">
               <w:r>
                 <w:rPr>
                   <w:rFonts w:ascii="Arial" w:cs="Arial" w:eastAsia="Arial" w:hAnsi="Arial"/>
@@ -21936,7 +21936,7 @@
         </w:rPr>
         <w:t xml:space="preserve">© 2026 SeaVuria and ARES. Aligned with KICD objectives. Developed by SeaVuria; technical implementation by ARES (with AI assistance from Claude). Licensed under </w:t>
       </w:r>
-      <w:hyperlink w:history="1" r:id="rId06wo2r7igr49zpesq4yms">
+      <w:hyperlink w:history="1" r:id="rIds-sqwyk9rej5qlg_tgtgm">
         <w:r>
           <w:rPr>
             <w:rFonts w:ascii="Arial" w:cs="Arial" w:eastAsia="Arial" w:hAnsi="Arial"/>
@@ -21957,7 +21957,7 @@
         </w:rPr>
         <w:t xml:space="preserve"> (</w:t>
       </w:r>
-      <w:hyperlink w:history="1" r:id="rId1qnduczwmi-jtt7r2mu1w">
+      <w:hyperlink w:history="1" r:id="rIdsiiwuoz08btzbgrq8q2vg">
         <w:r>
           <w:rPr>
             <w:rFonts w:ascii="Arial" w:cs="Arial" w:eastAsia="Arial" w:hAnsi="Arial"/>
